--- a/07_редакция_доклада_v2/_build/dist/01_Не_просто_накормить_редакция_v2.docx
+++ b/07_редакция_доклада_v2/_build/dist/01_Не_просто_накормить_редакция_v2.docx
@@ -2350,7 +2350,7 @@
               <w:pStyle w:val="Compact"/>
             </w:pPr>
             <w:r>
-              <w:t xml:space="preserve">операционная цель дома — ≤13 часов. 11 ч — шведский ориентир Livsmedelsverket; 14 ч — американский CMS F-Tag 803;</w:t>
+              <w:t xml:space="preserve">операционная цель дома — ≤13 часов.</w:t>
             </w:r>
             <w:r>
               <w:t xml:space="preserve"> </w:t>
@@ -2360,10 +2360,90 @@
                 <w:b/>
                 <w:bCs/>
               </w:rPr>
-              <w:t xml:space="preserve">российского норматива нет</w:t>
-            </w:r>
-            <w:r>
-              <w:t xml:space="preserve">. При превышении 13 часов — сдвиг расписания (ужин позже или завтрак раньше) либо вечерний перекус по согласованию с врачом (раздел 13.9)</w:t>
+              <w:t xml:space="preserve">11 ч</w:t>
+            </w:r>
+            <w:r>
+              <w:t xml:space="preserve"> </w:t>
+            </w:r>
+            <w:r>
+              <w:t xml:space="preserve">— шведский Livsmedelsverket (Nationella riktlinjer för måltider i äldreomsorgen, 2019, обновление 2026): «Nattfastan bör inte överskrida elva timmar»; документ 2017: ночное голодание &gt;11 ч ассоциируется с +67 % риска мальнутриции.</w:t>
+            </w:r>
+            <w:r>
+              <w:t xml:space="preserve"> </w:t>
+            </w:r>
+            <w:r>
+              <w:rPr>
+                <w:b/>
+                <w:bCs/>
+              </w:rPr>
+              <w:t xml:space="preserve">ESPEN (2021) рекомендует &lt;10 часов</w:t>
+            </w:r>
+            <w:r>
+              <w:t xml:space="preserve"> </w:t>
+            </w:r>
+            <w:r>
+              <w:t xml:space="preserve">для предотвращения мальнутриции.</w:t>
+            </w:r>
+            <w:r>
+              <w:t xml:space="preserve"> </w:t>
+            </w:r>
+            <w:r>
+              <w:rPr>
+                <w:b/>
+                <w:bCs/>
+              </w:rPr>
+              <w:t xml:space="preserve">14 ч</w:t>
+            </w:r>
+            <w:r>
+              <w:t xml:space="preserve"> </w:t>
+            </w:r>
+            <w:r>
+              <w:t xml:space="preserve">— американский CMS (42 CFR §483.60(f)(2)): верхняя граница, до 16 ч при наличии вечернего перекуса.</w:t>
+            </w:r>
+            <w:r>
+              <w:t xml:space="preserve"> </w:t>
+            </w:r>
+            <w:r>
+              <w:rPr>
+                <w:b/>
+                <w:bCs/>
+              </w:rPr>
+              <w:t xml:space="preserve">42 CFR §483.60(f)(3): «Suitable, nourishing alternative meals and snacks must be provided to residents who want to eat at non-traditional times»</w:t>
+            </w:r>
+            <w:r>
+              <w:t xml:space="preserve"> </w:t>
+            </w:r>
+            <w:r>
+              <w:t xml:space="preserve">— это</w:t>
+            </w:r>
+            <w:r>
+              <w:t xml:space="preserve"> </w:t>
+            </w:r>
+            <w:r>
+              <w:rPr>
+                <w:b/>
+                <w:bCs/>
+              </w:rPr>
+              <w:t xml:space="preserve">прямое нормативное основание вариативности в США</w:t>
+            </w:r>
+            <w:r>
+              <w:t xml:space="preserve">.</w:t>
+            </w:r>
+            <w:r>
+              <w:t xml:space="preserve"> </w:t>
+            </w:r>
+            <w:r>
+              <w:rPr>
+                <w:b/>
+                <w:bCs/>
+              </w:rPr>
+              <w:t xml:space="preserve">Российского норматива нет.</w:t>
+            </w:r>
+            <w:r>
+              <w:t xml:space="preserve"> </w:t>
+            </w:r>
+            <w:r>
+              <w:t xml:space="preserve">При превышении 13 часов — сдвиг расписания (ужин позже или завтрак раньше) либо вечерний перекус по согласованию с врачом (раздел 13.9)</w:t>
             </w:r>
           </w:p>
         </w:tc>
@@ -3149,10 +3229,87 @@
       </w:pPr>
       <w:r>
         <w:rPr>
-          <w:i/>
-          <w:iCs/>
-        </w:rPr>
-        <w:t xml:space="preserve">(Без изменений; в разделе о 7.4 «психология» — мягкая правка этической рецензии E-01: «спросить» → «поговорить».)</w:t>
+          <w:b/>
+          <w:bCs/>
+        </w:rPr>
+        <w:t xml:space="preserve">Социальность.</w:t>
+      </w:r>
+      <w:r>
+        <w:t xml:space="preserve"> </w:t>
+      </w:r>
+      <w:r>
+        <w:t xml:space="preserve">Еда как совместное событие: разговор за столом, общий ритм, участие персонала.</w:t>
+      </w:r>
+      <w:r>
+        <w:t xml:space="preserve"> </w:t>
+      </w:r>
+      <w:r>
+        <w:rPr>
+          <w:b/>
+          <w:bCs/>
+        </w:rPr>
+        <w:t xml:space="preserve">Шведский Livsmedelsverket (Nationella riktlinjer för måltider i äldreomsorgen, 2019, обновление 2026)</w:t>
+      </w:r>
+      <w:r>
+        <w:t xml:space="preserve"> </w:t>
+      </w:r>
+      <w:r>
+        <w:t xml:space="preserve">закрепляет «täta och energirika måltider» (частые и энергоёмкие приёмы пищи) и распределение приёмов в течение дня. Эстонская и финская модели развивают эту линию. В российских ПНИ/ДСО семейный стиль подачи в классическом виде не описан, но</w:t>
+      </w:r>
+      <w:r>
+        <w:t xml:space="preserve"> </w:t>
+      </w:r>
+      <w:r>
+        <w:rPr>
+          <w:b/>
+          <w:bCs/>
+        </w:rPr>
+        <w:t xml:space="preserve">включение персонала за стол как наблюдателей потребления</w:t>
+      </w:r>
+      <w:r>
+        <w:t xml:space="preserve"> </w:t>
+      </w:r>
+      <w:r>
+        <w:t xml:space="preserve">— простая организационная мера. Nijs K.A.N.D. et al. (BMJ 2006 May 20;332(7551):1180-4; J Gerontol 2006 Sep;61(9):935-42) в кластерном РКИ в 5 голландских домах ухода (178 жителей</w:t>
+      </w:r>
+      <w:r>
+        <w:t xml:space="preserve"> </w:t>
+      </w:r>
+      <w:r>
+        <w:rPr>
+          <w:b/>
+          <w:bCs/>
+        </w:rPr>
+        <w:t xml:space="preserve">без деменции</w:t>
+      </w:r>
+      <w:r>
+        <w:t xml:space="preserve">, 6 мес) показали, что семейная подача vs индивидуальный поднос даёт</w:t>
+      </w:r>
+      <w:r>
+        <w:t xml:space="preserve"> </w:t>
+      </w:r>
+      <w:r>
+        <w:rPr>
+          <w:b/>
+          <w:bCs/>
+        </w:rPr>
+        <w:t xml:space="preserve">+991 кДж/день потребления, +1,5 кг массы тела, +6,1 единиц QoL, доля мальнутриции по MNA 17→4 % vs 11→23 %</w:t>
+      </w:r>
+      <w:r>
+        <w:t xml:space="preserve"> </w:t>
+      </w:r>
+      <w:r>
+        <w:t xml:space="preserve">(вмешательство vs контроль).</w:t>
+      </w:r>
+      <w:r>
+        <w:t xml:space="preserve"> </w:t>
+      </w:r>
+      <w:r>
+        <w:rPr>
+          <w:b/>
+          <w:bCs/>
+        </w:rPr>
+        <w:t xml:space="preserve">Популяция — пожилые без деменции, не психиатрический контингент ПНИ/ДСО; перенос ограничен.</w:t>
       </w:r>
     </w:p>
     <w:bookmarkEnd w:id="37"/>
@@ -3390,7 +3547,7 @@
     <w:bookmarkEnd w:id="48"/>
     <w:bookmarkEnd w:id="49"/>
     <w:bookmarkEnd w:id="50"/>
-    <w:bookmarkStart w:id="69" w:name="блок-i3-клиника-главы-914"/>
+    <w:bookmarkStart w:id="70" w:name="блок-i3-клиника-главы-914"/>
     <w:p>
       <w:pPr>
         <w:pStyle w:val="Heading1"/>
@@ -4100,6 +4257,80 @@
         <w:t xml:space="preserve">Исследование проведено в общем долговременном уходе (aged care), не в психиатрических стационарах; прямой перенос эффекта на ПНИ/ДСО не доказан — правомерно говорить о принципиальной воспроизводимости механизма (обучение → рост соответствия).</w:t>
       </w:r>
     </w:p>
+    <w:p>
+      <w:pPr>
+        <w:pStyle w:val="BodyText"/>
+      </w:pPr>
+      <w:r>
+        <w:t xml:space="preserve">Структурированное внедрение IDDSI в Швеции (Dahlström M. et al., Springer 2026, 10.1007/s43477-026-00209-6): 125 участников, шведский перевод опубликован в 2021, валидация в 2023.</w:t>
+      </w:r>
+      <w:r>
+        <w:t xml:space="preserve"> </w:t>
+      </w:r>
+      <w:r>
+        <w:rPr>
+          <w:b/>
+          <w:bCs/>
+        </w:rPr>
+        <w:t xml:space="preserve">Пример</w:t>
+      </w:r>
+      <w:r>
+        <w:t xml:space="preserve"> </w:t>
+      </w:r>
+      <w:r>
+        <w:t xml:space="preserve">системного подхода с переводом и адаптацией.</w:t>
+      </w:r>
+    </w:p>
+    <w:p>
+      <w:pPr>
+        <w:pStyle w:val="BodyText"/>
+      </w:pPr>
+      <w:r>
+        <w:rPr>
+          <w:b/>
+          <w:bCs/>
+        </w:rPr>
+        <w:t xml:space="preserve">Этический пробел для российских учреждений.</w:t>
+      </w:r>
+      <w:r>
+        <w:t xml:space="preserve"> </w:t>
+      </w:r>
+      <w:r>
+        <w:t xml:space="preserve">На 22.08.2026</w:t>
+      </w:r>
+      <w:r>
+        <w:t xml:space="preserve"> </w:t>
+      </w:r>
+      <w:r>
+        <w:rPr>
+          <w:b/>
+          <w:bCs/>
+        </w:rPr>
+        <w:t xml:space="preserve">русский официальный перевод IDDSI отсутствует</w:t>
+      </w:r>
+      <w:r>
+        <w:t xml:space="preserve"> </w:t>
+      </w:r>
+      <w:r>
+        <w:t xml:space="preserve">(iddsi.org). Используемые в российских учреждениях материалы — либо английский оригинал, либо самодельные переводы; это создаёт риск ошибок при назначении текстур.</w:t>
+      </w:r>
+      <w:r>
+        <w:t xml:space="preserve"> </w:t>
+      </w:r>
+      <w:r>
+        <w:rPr>
+          <w:b/>
+          <w:bCs/>
+        </w:rPr>
+        <w:t xml:space="preserve">Рекомендация:</w:t>
+      </w:r>
+      <w:r>
+        <w:t xml:space="preserve"> </w:t>
+      </w:r>
+      <w:r>
+        <w:t xml:space="preserve">инициировать проект перевода IDDSI на русский (с разрешения правообладателя) с участием профессионального сообщества (логопеды, диетологи, клинические фармакологи).</w:t>
+      </w:r>
+    </w:p>
     <w:bookmarkEnd w:id="57"/>
     <w:bookmarkStart w:id="58" w:name="Xf04207624df1d98026ac36e1be68a8a26aeb348"/>
     <w:p>
@@ -4225,7 +4456,7 @@
       </w:r>
     </w:p>
     <w:bookmarkEnd w:id="63"/>
-    <w:bookmarkStart w:id="67" w:name="X88157830b1549cc2ab9ffac3e8a76b5656296ea"/>
+    <w:bookmarkStart w:id="68" w:name="X88157830b1549cc2ab9ffac3e8a76b5656296ea"/>
     <w:p>
       <w:pPr>
         <w:pStyle w:val="Heading2"/>
@@ -4268,7 +4499,7 @@
       </w:r>
     </w:p>
     <w:bookmarkEnd w:id="64"/>
-    <w:bookmarkStart w:id="65" w:name="X2877cec366fae76a92361dc0bdc5840a0dd5872"/>
+    <w:bookmarkStart w:id="66" w:name="X2877cec366fae76a92361dc0bdc5840a0dd5872"/>
     <w:p>
       <w:pPr>
         <w:pStyle w:val="Heading3"/>
@@ -4354,8 +4585,546 @@
         <w:t xml:space="preserve">; цифры 76,3 % и 3,01 кг не смешивать.</w:t>
       </w:r>
     </w:p>
+    <w:bookmarkStart w:id="65" w:name="X35d66cacf34233a6a2ae5e44c20c255c8a2de1b"/>
+    <w:p>
+      <w:pPr>
+        <w:pStyle w:val="Heading4"/>
+      </w:pPr>
+      <w:r>
+        <w:t xml:space="preserve">13.2.1. Полная таблица метаболических параметров (Pillinger 2020)</w:t>
+      </w:r>
+    </w:p>
+    <w:p>
+      <w:pPr>
+        <w:pStyle w:val="FirstParagraph"/>
+      </w:pPr>
+      <w:r>
+        <w:t xml:space="preserve">Pillinger T. et al. проанализировали</w:t>
+      </w:r>
+      <w:r>
+        <w:t xml:space="preserve"> </w:t>
+      </w:r>
+      <w:r>
+        <w:rPr>
+          <w:b/>
+          <w:bCs/>
+        </w:rPr>
+        <w:t xml:space="preserve">7 метаболических параметров</w:t>
+      </w:r>
+      <w:r>
+        <w:t xml:space="preserve"> </w:t>
+      </w:r>
+      <w:r>
+        <w:t xml:space="preserve">по 18 антипсихотикам. Клинический мониторинг в учреждении должен охватывать</w:t>
+      </w:r>
+      <w:r>
+        <w:t xml:space="preserve"> </w:t>
+      </w:r>
+      <w:r>
+        <w:rPr>
+          <w:b/>
+          <w:bCs/>
+        </w:rPr>
+        <w:t xml:space="preserve">все 7</w:t>
+      </w:r>
+      <w:r>
+        <w:t xml:space="preserve">, не только вес.</w:t>
+      </w:r>
+    </w:p>
+    <w:tbl>
+      <w:tblPr>
+        <w:tblStyle w:val="Table"/>
+        <w:tblW w:type="auto" w:w="0"/>
+        <w:tblLook w:firstRow="1" w:lastRow="0" w:firstColumn="0" w:lastColumn="0" w:noHBand="0" w:noVBand="0" w:val="0020"/>
+      </w:tblPr>
+      <w:tblGrid>
+        <w:gridCol w:w="1980"/>
+        <w:gridCol w:w="1980"/>
+        <w:gridCol w:w="1980"/>
+        <w:gridCol w:w="1980"/>
+      </w:tblGrid>
+      <w:tr>
+        <w:trPr>
+          <w:tblHeader w:val="on"/>
+        </w:trPr>
+        <w:tc>
+          <w:tcPr/>
+          <w:p>
+            <w:pPr>
+              <w:pStyle w:val="Compact"/>
+            </w:pPr>
+            <w:r>
+              <w:t xml:space="preserve">Параметр</w:t>
+            </w:r>
+          </w:p>
+        </w:tc>
+        <w:tc>
+          <w:tcPr/>
+          <w:p>
+            <w:pPr>
+              <w:pStyle w:val="Compact"/>
+            </w:pPr>
+            <w:r>
+              <w:t xml:space="preserve">Лучший</w:t>
+            </w:r>
+          </w:p>
+        </w:tc>
+        <w:tc>
+          <w:tcPr/>
+          <w:p>
+            <w:pPr>
+              <w:pStyle w:val="Compact"/>
+            </w:pPr>
+            <w:r>
+              <w:t xml:space="preserve">Худший</w:t>
+            </w:r>
+          </w:p>
+        </w:tc>
+        <w:tc>
+          <w:tcPr/>
+          <w:p>
+            <w:pPr>
+              <w:pStyle w:val="Compact"/>
+            </w:pPr>
+            <w:r>
+              <w:t xml:space="preserve">Разброс (ммоль/л или кг/м²)</w:t>
+            </w:r>
+          </w:p>
+        </w:tc>
+      </w:tr>
+      <w:tr>
+        <w:tc>
+          <w:tcPr/>
+          <w:p>
+            <w:pPr>
+              <w:pStyle w:val="Compact"/>
+            </w:pPr>
+            <w:r>
+              <w:rPr>
+                <w:b/>
+                <w:bCs/>
+              </w:rPr>
+              <w:t xml:space="preserve">Масса тела (кг)</w:t>
+            </w:r>
+          </w:p>
+        </w:tc>
+        <w:tc>
+          <w:tcPr/>
+          <w:p>
+            <w:pPr>
+              <w:pStyle w:val="Compact"/>
+            </w:pPr>
+            <w:r>
+              <w:t xml:space="preserve">Галоперидол −0,23</w:t>
+            </w:r>
+          </w:p>
+        </w:tc>
+        <w:tc>
+          <w:tcPr/>
+          <w:p>
+            <w:pPr>
+              <w:pStyle w:val="Compact"/>
+            </w:pPr>
+            <w:r>
+              <w:t xml:space="preserve">Клозапин +3,01</w:t>
+            </w:r>
+          </w:p>
+        </w:tc>
+        <w:tc>
+          <w:tcPr/>
+          <w:p>
+            <w:pPr>
+              <w:pStyle w:val="Compact"/>
+            </w:pPr>
+            <w:r>
+              <w:t xml:space="preserve">−0,23 … +3,01 (95 % ДИ 1,78…4,24)</w:t>
+            </w:r>
+          </w:p>
+        </w:tc>
+      </w:tr>
+      <w:tr>
+        <w:tc>
+          <w:tcPr/>
+          <w:p>
+            <w:pPr>
+              <w:pStyle w:val="Compact"/>
+            </w:pPr>
+            <w:r>
+              <w:rPr>
+                <w:b/>
+                <w:bCs/>
+              </w:rPr>
+              <w:t xml:space="preserve">ИМТ (кг/м²)</w:t>
+            </w:r>
+          </w:p>
+        </w:tc>
+        <w:tc>
+          <w:tcPr/>
+          <w:p>
+            <w:pPr>
+              <w:pStyle w:val="Compact"/>
+            </w:pPr>
+            <w:r>
+              <w:t xml:space="preserve">Галоперидол −0,25</w:t>
+            </w:r>
+          </w:p>
+        </w:tc>
+        <w:tc>
+          <w:tcPr/>
+          <w:p>
+            <w:pPr>
+              <w:pStyle w:val="Compact"/>
+            </w:pPr>
+            <w:r>
+              <w:t xml:space="preserve">Оланзапин +1,07</w:t>
+            </w:r>
+          </w:p>
+        </w:tc>
+        <w:tc>
+          <w:tcPr/>
+          <w:p>
+            <w:pPr>
+              <w:pStyle w:val="Compact"/>
+            </w:pPr>
+            <w:r>
+              <w:t xml:space="preserve">−0,25 … +1,07 (95 % ДИ 0,90…1,25)</w:t>
+            </w:r>
+          </w:p>
+        </w:tc>
+      </w:tr>
+      <w:tr>
+        <w:tc>
+          <w:tcPr/>
+          <w:p>
+            <w:pPr>
+              <w:pStyle w:val="Compact"/>
+            </w:pPr>
+            <w:r>
+              <w:rPr>
+                <w:b/>
+                <w:bCs/>
+              </w:rPr>
+              <w:t xml:space="preserve">Общий холестерин</w:t>
+            </w:r>
+          </w:p>
+        </w:tc>
+        <w:tc>
+          <w:tcPr/>
+          <w:p>
+            <w:pPr>
+              <w:pStyle w:val="Compact"/>
+            </w:pPr>
+            <w:r>
+              <w:t xml:space="preserve">Карипразин −0,09</w:t>
+            </w:r>
+          </w:p>
+        </w:tc>
+        <w:tc>
+          <w:tcPr/>
+          <w:p>
+            <w:pPr>
+              <w:pStyle w:val="Compact"/>
+            </w:pPr>
+            <w:r>
+              <w:t xml:space="preserve">Клозапин +0,56</w:t>
+            </w:r>
+          </w:p>
+        </w:tc>
+        <w:tc>
+          <w:tcPr/>
+          <w:p>
+            <w:pPr>
+              <w:pStyle w:val="Compact"/>
+            </w:pPr>
+            <w:r>
+              <w:t xml:space="preserve">−0,09 … +0,56 (95 % ДИ 0,26…0,86)</w:t>
+            </w:r>
+          </w:p>
+        </w:tc>
+      </w:tr>
+      <w:tr>
+        <w:tc>
+          <w:tcPr/>
+          <w:p>
+            <w:pPr>
+              <w:pStyle w:val="Compact"/>
+            </w:pPr>
+            <w:r>
+              <w:rPr>
+                <w:b/>
+                <w:bCs/>
+              </w:rPr>
+              <w:t xml:space="preserve">ЛПНП</w:t>
+            </w:r>
+          </w:p>
+        </w:tc>
+        <w:tc>
+          <w:tcPr/>
+          <w:p>
+            <w:pPr>
+              <w:pStyle w:val="Compact"/>
+            </w:pPr>
+            <w:r>
+              <w:t xml:space="preserve">Карипразин −0,13</w:t>
+            </w:r>
+          </w:p>
+        </w:tc>
+        <w:tc>
+          <w:tcPr/>
+          <w:p>
+            <w:pPr>
+              <w:pStyle w:val="Compact"/>
+            </w:pPr>
+            <w:r>
+              <w:t xml:space="preserve">Оланзапин +0,20</w:t>
+            </w:r>
+          </w:p>
+        </w:tc>
+        <w:tc>
+          <w:tcPr/>
+          <w:p>
+            <w:pPr>
+              <w:pStyle w:val="Compact"/>
+            </w:pPr>
+            <w:r>
+              <w:t xml:space="preserve">−0,13 … +0,20 (95 % ДИ 0,14…0,26)</w:t>
+            </w:r>
+          </w:p>
+        </w:tc>
+      </w:tr>
+      <w:tr>
+        <w:tc>
+          <w:tcPr/>
+          <w:p>
+            <w:pPr>
+              <w:pStyle w:val="Compact"/>
+            </w:pPr>
+            <w:r>
+              <w:rPr>
+                <w:b/>
+                <w:bCs/>
+              </w:rPr>
+              <w:t xml:space="preserve">ЛПВП</w:t>
+            </w:r>
+          </w:p>
+        </w:tc>
+        <w:tc>
+          <w:tcPr/>
+          <w:p>
+            <w:pPr>
+              <w:pStyle w:val="Compact"/>
+            </w:pPr>
+            <w:r>
+              <w:t xml:space="preserve">Брекспипразол +0,05</w:t>
+            </w:r>
+          </w:p>
+        </w:tc>
+        <w:tc>
+          <w:tcPr/>
+          <w:p>
+            <w:pPr>
+              <w:pStyle w:val="Compact"/>
+            </w:pPr>
+            <w:r>
+              <w:t xml:space="preserve">Амисульприд −0,10</w:t>
+            </w:r>
+          </w:p>
+        </w:tc>
+        <w:tc>
+          <w:tcPr/>
+          <w:p>
+            <w:pPr>
+              <w:pStyle w:val="Compact"/>
+            </w:pPr>
+            <w:r>
+              <w:t xml:space="preserve">−0,10 … +0,05 (снижение ЛПВП = плохо)</w:t>
+            </w:r>
+          </w:p>
+        </w:tc>
+      </w:tr>
+      <w:tr>
+        <w:tc>
+          <w:tcPr/>
+          <w:p>
+            <w:pPr>
+              <w:pStyle w:val="Compact"/>
+            </w:pPr>
+            <w:r>
+              <w:rPr>
+                <w:b/>
+                <w:bCs/>
+              </w:rPr>
+              <w:t xml:space="preserve">Триглицериды</w:t>
+            </w:r>
+          </w:p>
+        </w:tc>
+        <w:tc>
+          <w:tcPr/>
+          <w:p>
+            <w:pPr>
+              <w:pStyle w:val="Compact"/>
+            </w:pPr>
+            <w:r>
+              <w:t xml:space="preserve">Брекспипразол −0,01</w:t>
+            </w:r>
+          </w:p>
+        </w:tc>
+        <w:tc>
+          <w:tcPr/>
+          <w:p>
+            <w:pPr>
+              <w:pStyle w:val="Compact"/>
+            </w:pPr>
+            <w:r>
+              <w:t xml:space="preserve">Клозапин +0,98</w:t>
+            </w:r>
+          </w:p>
+        </w:tc>
+        <w:tc>
+          <w:tcPr/>
+          <w:p>
+            <w:pPr>
+              <w:pStyle w:val="Compact"/>
+            </w:pPr>
+            <w:r>
+              <w:t xml:space="preserve">−0,01 … +0,98 (95 % ДИ 0,48…1,49)</w:t>
+            </w:r>
+          </w:p>
+        </w:tc>
+      </w:tr>
+      <w:tr>
+        <w:tc>
+          <w:tcPr/>
+          <w:p>
+            <w:pPr>
+              <w:pStyle w:val="Compact"/>
+            </w:pPr>
+            <w:r>
+              <w:rPr>
+                <w:b/>
+                <w:bCs/>
+              </w:rPr>
+              <w:t xml:space="preserve">Глюкоза</w:t>
+            </w:r>
+          </w:p>
+        </w:tc>
+        <w:tc>
+          <w:tcPr/>
+          <w:p>
+            <w:pPr>
+              <w:pStyle w:val="Compact"/>
+            </w:pPr>
+            <w:r>
+              <w:t xml:space="preserve">Луразидон −0,29</w:t>
+            </w:r>
+          </w:p>
+        </w:tc>
+        <w:tc>
+          <w:tcPr/>
+          <w:p>
+            <w:pPr>
+              <w:pStyle w:val="Compact"/>
+            </w:pPr>
+            <w:r>
+              <w:t xml:space="preserve">Клозапин +1,05</w:t>
+            </w:r>
+          </w:p>
+        </w:tc>
+        <w:tc>
+          <w:tcPr/>
+          <w:p>
+            <w:pPr>
+              <w:pStyle w:val="Compact"/>
+            </w:pPr>
+            <w:r>
+              <w:t xml:space="preserve">−0,29 … +1,05 (95 % ДИ 0,41…1,70)</w:t>
+            </w:r>
+          </w:p>
+        </w:tc>
+      </w:tr>
+    </w:tbl>
+    <w:p>
+      <w:pPr>
+        <w:pStyle w:val="BodyText"/>
+      </w:pPr>
+      <w:r>
+        <w:rPr>
+          <w:b/>
+          <w:bCs/>
+        </w:rPr>
+        <w:t xml:space="preserve">Клозапин — худший по 4 из 7 параметров</w:t>
+      </w:r>
+      <w:r>
+        <w:t xml:space="preserve"> </w:t>
+      </w:r>
+      <w:r>
+        <w:t xml:space="preserve">(вес, общий холестерин, триглицериды, глюкоза).</w:t>
+      </w:r>
+      <w:r>
+        <w:t xml:space="preserve"> </w:t>
+      </w:r>
+      <w:r>
+        <w:rPr>
+          <w:b/>
+          <w:bCs/>
+        </w:rPr>
+        <w:t xml:space="preserve">Оланзапин — худший по 2</w:t>
+      </w:r>
+      <w:r>
+        <w:t xml:space="preserve"> </w:t>
+      </w:r>
+      <w:r>
+        <w:t xml:space="preserve">(ИМТ, ЛПНП).</w:t>
+      </w:r>
+      <w:r>
+        <w:t xml:space="preserve"> </w:t>
+      </w:r>
+      <w:r>
+        <w:rPr>
+          <w:b/>
+          <w:bCs/>
+        </w:rPr>
+        <w:t xml:space="preserve">Луразидон, арипипразол, брекспипразол, карипразин, зипразидон</w:t>
+      </w:r>
+      <w:r>
+        <w:t xml:space="preserve"> </w:t>
+      </w:r>
+      <w:r>
+        <w:t xml:space="preserve">— самые благоприятные метаболические профили. Прогностические факторы: повышение глюкозы больше у пациентов с высоким исходным весом (p=0,0015) и у мужчин (p=0,0082); повышение общего холестерина — у пациентов небелой расы (p=0,040).</w:t>
+      </w:r>
+      <w:r>
+        <w:t xml:space="preserve"> </w:t>
+      </w:r>
+      <w:r>
+        <w:rPr>
+          <w:b/>
+          <w:bCs/>
+        </w:rPr>
+        <w:t xml:space="preserve">Улучшение симптомов коррелирует с увеличением веса (r=0,36), ИМТ (r=0,84), общего холестерина (r=0,31), ЛПНП (r=0,42) и снижением ЛПВП (r=−0,35)</w:t>
+      </w:r>
+      <w:r>
+        <w:t xml:space="preserve"> </w:t>
+      </w:r>
+      <w:r>
+        <w:t xml:space="preserve">— «наиболее эффективные антипсихотики» одновременно «наиболее метаболически вредные». Это</w:t>
+      </w:r>
+      <w:r>
+        <w:t xml:space="preserve"> </w:t>
+      </w:r>
+      <w:r>
+        <w:rPr>
+          <w:b/>
+          <w:bCs/>
+        </w:rPr>
+        <w:t xml:space="preserve">дилемма выбора</w:t>
+      </w:r>
+      <w:r>
+        <w:t xml:space="preserve">, которая не имеет простого решения в клинике.</w:t>
+      </w:r>
+    </w:p>
     <w:bookmarkEnd w:id="65"/>
-    <w:bookmarkStart w:id="66" w:name="X345108452a2d7b2a664068efa94e56a9c7c0b9d"/>
+    <w:bookmarkEnd w:id="66"/>
+    <w:bookmarkStart w:id="67" w:name="X345108452a2d7b2a664068efa94e56a9c7c0b9d"/>
     <w:p>
       <w:pPr>
         <w:pStyle w:val="Heading3"/>
@@ -4381,9 +5150,9 @@
         </w:pict>
       </w:r>
     </w:p>
-    <w:bookmarkEnd w:id="66"/>
     <w:bookmarkEnd w:id="67"/>
-    <w:bookmarkStart w:id="68" w:name="Xd31eedf855a5401ddef690555b7f852ee4e2a13"/>
+    <w:bookmarkEnd w:id="68"/>
+    <w:bookmarkStart w:id="69" w:name="Xd31eedf855a5401ddef690555b7f852ee4e2a13"/>
     <w:p>
       <w:pPr>
         <w:pStyle w:val="Heading2"/>
@@ -4411,9 +5180,9 @@
         </w:pict>
       </w:r>
     </w:p>
-    <w:bookmarkEnd w:id="68"/>
     <w:bookmarkEnd w:id="69"/>
-    <w:bookmarkStart w:id="82" w:name="блок-i4-право-и-санитария-главы-1518"/>
+    <w:bookmarkEnd w:id="70"/>
+    <w:bookmarkStart w:id="83" w:name="блок-i4-право-и-санитария-главы-1518"/>
     <w:p>
       <w:pPr>
         <w:pStyle w:val="Heading1"/>
@@ -4422,7 +5191,7 @@
         <w:t xml:space="preserve">Блок I.4. Право и санитария (главы 15–18)</w:t>
       </w:r>
     </w:p>
-    <w:bookmarkStart w:id="71" w:name="X79d9138a9ead912ec3107eb6b2dd1a21824092a"/>
+    <w:bookmarkStart w:id="72" w:name="X79d9138a9ead912ec3107eb6b2dd1a21824092a"/>
     <w:p>
       <w:pPr>
         <w:pStyle w:val="Heading2"/>
@@ -4443,7 +5212,7 @@
         <w:t xml:space="preserve">(Правка E-03: добавлена сноска о термине — «Термин авторский. В международной практике — „выражение воли без слов" (expression of will without words) или „поддержанное принятие решений" (supported decision-making) по КПИ ст. 12, Замечание общего порядка № 1 (2014)».)</w:t>
       </w:r>
     </w:p>
-    <w:bookmarkStart w:id="70" w:name="Xd1e9053de93442c7f3d821af4f57c50571348b5"/>
+    <w:bookmarkStart w:id="71" w:name="Xd1e9053de93442c7f3d821af4f57c50571348b5"/>
     <w:p>
       <w:pPr>
         <w:pStyle w:val="Heading3"/>
@@ -4469,9 +5238,9 @@
         </w:pict>
       </w:r>
     </w:p>
-    <w:bookmarkEnd w:id="70"/>
     <w:bookmarkEnd w:id="71"/>
-    <w:bookmarkStart w:id="74" w:name="X8d020f3d2d4e457f7ead1396bf8f784194f1b8e"/>
+    <w:bookmarkEnd w:id="72"/>
+    <w:bookmarkStart w:id="75" w:name="X8d020f3d2d4e457f7ead1396bf8f784194f1b8e"/>
     <w:p>
       <w:pPr>
         <w:pStyle w:val="Heading2"/>
@@ -4492,7 +5261,7 @@
         <w:t xml:space="preserve">(Правка F-17: добавлен раздел об «учреждении = опекун». 99 % недееспособных под опекой самого учреждения — факт признан и поставлен как риск.)</w:t>
       </w:r>
     </w:p>
-    <w:bookmarkStart w:id="72" w:name="X0fe2eccf82986ec6493b0aff4cca5e56ee5cc54"/>
+    <w:bookmarkStart w:id="73" w:name="X0fe2eccf82986ec6493b0aff4cca5e56ee5cc54"/>
     <w:p>
       <w:pPr>
         <w:pStyle w:val="Heading3"/>
@@ -4511,8 +5280,8 @@
         <w:t xml:space="preserve">(без изменений по содержанию; в 16.4 — добавлен параграф про 99 % опеки.)</w:t>
       </w:r>
     </w:p>
-    <w:bookmarkEnd w:id="72"/>
-    <w:bookmarkStart w:id="73" w:name="X2f3899548374d58b15022114d4a822a8c44c22f"/>
+    <w:bookmarkEnd w:id="73"/>
+    <w:bookmarkStart w:id="74" w:name="X2f3899548374d58b15022114d4a822a8c44c22f"/>
     <w:p>
       <w:pPr>
         <w:pStyle w:val="Heading3"/>
@@ -4577,9 +5346,9 @@
         </w:pict>
       </w:r>
     </w:p>
-    <w:bookmarkEnd w:id="73"/>
     <w:bookmarkEnd w:id="74"/>
-    <w:bookmarkStart w:id="79" w:name="Xca9f5fa62af9f566c459687384b04c2386c6d79"/>
+    <w:bookmarkEnd w:id="75"/>
+    <w:bookmarkStart w:id="80" w:name="Xca9f5fa62af9f566c459687384b04c2386c6d79"/>
     <w:p>
       <w:pPr>
         <w:pStyle w:val="Heading2"/>
@@ -4588,7 +5357,7 @@
         <w:t xml:space="preserve">17. Право Российской Федерации: что разрешено, что требуется, что опасно</w:t>
       </w:r>
     </w:p>
-    <w:bookmarkStart w:id="75" w:name="Xa2701329b5cc74c87f50b98773ff0e20798604a"/>
+    <w:bookmarkStart w:id="76" w:name="Xa2701329b5cc74c87f50b98773ff0e20798604a"/>
     <w:p>
       <w:pPr>
         <w:pStyle w:val="Heading3"/>
@@ -4607,8 +5376,8 @@
         <w:t xml:space="preserve">(без изменений по содержанию; в 17.10 — усилена оговорка о приказах 330н/395н как адресованных медицинским организациям, не СОСО; в 17.12 — добавлен уникальный факт 99 % опеки в вопрос 5.)</w:t>
       </w:r>
     </w:p>
-    <w:bookmarkEnd w:id="75"/>
-    <w:bookmarkStart w:id="76" w:name="X145b4c1c01ecaa73282cc243e009328217422e0"/>
+    <w:bookmarkEnd w:id="76"/>
+    <w:bookmarkStart w:id="77" w:name="X145b4c1c01ecaa73282cc243e009328217422e0"/>
     <w:p>
       <w:pPr>
         <w:pStyle w:val="Heading3"/>
@@ -4627,8 +5396,8 @@
         <w:t xml:space="preserve">(без изменений)</w:t>
       </w:r>
     </w:p>
-    <w:bookmarkEnd w:id="76"/>
-    <w:bookmarkStart w:id="77" w:name="Xe87b517bdb1cfeb6fb3b4177d8b29a1f5343b43"/>
+    <w:bookmarkEnd w:id="77"/>
+    <w:bookmarkStart w:id="78" w:name="Xe87b517bdb1cfeb6fb3b4177d8b29a1f5343b43"/>
     <w:p>
       <w:pPr>
         <w:pStyle w:val="Heading3"/>
@@ -4649,8 +5418,8 @@
         <w:t xml:space="preserve">(Полностью сохранён модераторский блок 17.12 из исходной версии 18.08.2026; добавлен усиленный параграф про 99 % опеки в вопрос 5; добавлена оговорка про СанПиН 4282-26 в правовом разделе вопроса 1.)</w:t>
       </w:r>
     </w:p>
-    <w:bookmarkEnd w:id="77"/>
-    <w:bookmarkStart w:id="78" w:name="Xea7d246c6d135f909bf32d6b70d0868362d63be"/>
+    <w:bookmarkEnd w:id="78"/>
+    <w:bookmarkStart w:id="79" w:name="Xea7d246c6d135f909bf32d6b70d0868362d63be"/>
     <w:p>
       <w:pPr>
         <w:pStyle w:val="Heading3"/>
@@ -4676,9 +5445,9 @@
         </w:pict>
       </w:r>
     </w:p>
-    <w:bookmarkEnd w:id="78"/>
     <w:bookmarkEnd w:id="79"/>
-    <w:bookmarkStart w:id="81" w:name="Xdc490394b8cb72ae720ff49bd2309d119cef642"/>
+    <w:bookmarkEnd w:id="80"/>
+    <w:bookmarkStart w:id="82" w:name="Xdc490394b8cb72ae720ff49bd2309d119cef642"/>
     <w:p>
       <w:pPr>
         <w:pStyle w:val="Heading2"/>
@@ -4699,7 +5468,7 @@
         <w:t xml:space="preserve">(Правка F-19: добавлена явная отметка о вступлении в силу СанПиН 4282-26 с 01.09.2026.)</w:t>
       </w:r>
     </w:p>
-    <w:bookmarkStart w:id="80" w:name="X5c8bf841cb517f6dcd36cd87d98cd87a50075d0"/>
+    <w:bookmarkStart w:id="81" w:name="X5c8bf841cb517f6dcd36cd87d98cd87a50075d0"/>
     <w:p>
       <w:pPr>
         <w:pStyle w:val="Heading3"/>
@@ -4716,6 +5485,202 @@
           <w:iCs/>
         </w:rPr>
         <w:t xml:space="preserve">(без изменений по содержанию; в 18.1 — добавлено: «СанПиН 2.3/2.4.4282-26 вступает в силу с 01.09.2026 (пост. от 02.06.2026 № 18, рег. Минюст 02.06.2026 № 86854; действует до 01.09.2032; на 22.08.2026 — „Документ не вступил в силу" по consultant.ru). Через 6 дней после семинара действующая редакция сменится.»)</w:t>
+      </w:r>
+    </w:p>
+    <w:p>
+      <w:pPr>
+        <w:pStyle w:val="FirstParagraph"/>
+      </w:pPr>
+      <w:r>
+        <w:rPr>
+          <w:b/>
+          <w:bCs/>
+        </w:rPr>
+        <w:t xml:space="preserve">Сверка п. 56 подп. 11 СанПиН 4282-26 (от 22.08.2026):</w:t>
+      </w:r>
+    </w:p>
+    <w:p>
+      <w:pPr>
+        <w:pStyle w:val="BlockText"/>
+      </w:pPr>
+      <w:r>
+        <w:t xml:space="preserve">«11) в организациях стационарного социального обслуживания должно быть организовано питание проживающих лиц пожилого возраста, лиц с ограниченными возможностями здоровья и инвалидов</w:t>
+      </w:r>
+      <w:r>
+        <w:t xml:space="preserve"> </w:t>
+      </w:r>
+      <w:r>
+        <w:rPr>
+          <w:b/>
+          <w:bCs/>
+        </w:rPr>
+        <w:t xml:space="preserve">не менее 3-х раз в день, в том числе диетическое (лечебное) питание по медицинским показаниям</w:t>
+      </w:r>
+      <w:r>
+        <w:t xml:space="preserve">».</w:t>
+      </w:r>
+    </w:p>
+    <w:p>
+      <w:pPr>
+        <w:pStyle w:val="FirstParagraph"/>
+      </w:pPr>
+      <w:r>
+        <w:rPr>
+          <w:b/>
+          <w:bCs/>
+        </w:rPr>
+        <w:t xml:space="preserve">Формулировка сохранена</w:t>
+      </w:r>
+      <w:r>
+        <w:t xml:space="preserve"> </w:t>
+      </w:r>
+      <w:r>
+        <w:t xml:space="preserve">относительно СанПиН 3590-20 п. 7.1.11.</w:t>
+      </w:r>
+      <w:r>
+        <w:t xml:space="preserve"> </w:t>
+      </w:r>
+      <w:r>
+        <w:rPr>
+          <w:b/>
+          <w:bCs/>
+        </w:rPr>
+        <w:t xml:space="preserve">Изменения</w:t>
+      </w:r>
+      <w:r>
+        <w:t xml:space="preserve"> </w:t>
+      </w:r>
+      <w:r>
+        <w:t xml:space="preserve">в новой редакции касаются технических деталей (помещение для приёма готовой пищевой продукции, п. 56 подп. 12; бракераж в соц. учреждениях, п. 56 подп. 13) и</w:t>
+      </w:r>
+      <w:r>
+        <w:t xml:space="preserve"> </w:t>
+      </w:r>
+      <w:r>
+        <w:rPr>
+          <w:b/>
+          <w:bCs/>
+        </w:rPr>
+        <w:t xml:space="preserve">не меняют главного требования — не менее 3-х раз в день + диетическое по показаниям</w:t>
+      </w:r>
+      <w:r>
+        <w:t xml:space="preserve">.</w:t>
+      </w:r>
+    </w:p>
+    <w:p>
+      <w:pPr>
+        <w:pStyle w:val="BodyText"/>
+      </w:pPr>
+      <w:r>
+        <w:t xml:space="preserve">Подп. 12 (помещение для приёма готовой пищевой продукции при аутсорсинге) —</w:t>
+      </w:r>
+      <w:r>
+        <w:t xml:space="preserve"> </w:t>
+      </w:r>
+      <w:r>
+        <w:rPr>
+          <w:b/>
+          <w:bCs/>
+        </w:rPr>
+        <w:t xml:space="preserve">новая редакция вводит это требование</w:t>
+      </w:r>
+      <w:r>
+        <w:t xml:space="preserve"> </w:t>
+      </w:r>
+      <w:r>
+        <w:t xml:space="preserve">для соц. учреждений, использующих аутсорсинг.</w:t>
+      </w:r>
+      <w:r>
+        <w:t xml:space="preserve"> </w:t>
+      </w:r>
+      <w:r>
+        <w:rPr>
+          <w:b/>
+          <w:bCs/>
+        </w:rPr>
+        <w:t xml:space="preserve">В учреждениях с собственной кухней</w:t>
+      </w:r>
+      <w:r>
+        <w:t xml:space="preserve"> </w:t>
+      </w:r>
+      <w:r>
+        <w:t xml:space="preserve">— норматив не применяется, но если аутсорсинг — нужно выделить помещение.</w:t>
+      </w:r>
+    </w:p>
+    <w:p>
+      <w:pPr>
+        <w:pStyle w:val="BodyText"/>
+      </w:pPr>
+      <w:r>
+        <w:t xml:space="preserve">Подп. 13 (бракераж, списание, возврат на ответственное хранение) —</w:t>
+      </w:r>
+      <w:r>
+        <w:t xml:space="preserve"> </w:t>
+      </w:r>
+      <w:r>
+        <w:rPr>
+          <w:b/>
+          <w:bCs/>
+        </w:rPr>
+        <w:t xml:space="preserve">требование к ведению журнала бракеража</w:t>
+      </w:r>
+      <w:r>
+        <w:t xml:space="preserve"> </w:t>
+      </w:r>
+      <w:r>
+        <w:t xml:space="preserve">по рекомендуемым образцам в приложениях 4 и 5 к Правилам.</w:t>
+      </w:r>
+      <w:r>
+        <w:t xml:space="preserve"> </w:t>
+      </w:r>
+      <w:r>
+        <w:rPr>
+          <w:b/>
+          <w:bCs/>
+        </w:rPr>
+        <w:t xml:space="preserve">Документальное подтверждение для проверки Роспотребнадзора</w:t>
+      </w:r>
+      <w:r>
+        <w:t xml:space="preserve">.</w:t>
+      </w:r>
+    </w:p>
+    <w:p>
+      <w:pPr>
+        <w:pStyle w:val="BodyText"/>
+      </w:pPr>
+      <w:r>
+        <w:rPr>
+          <w:b/>
+          <w:bCs/>
+        </w:rPr>
+        <w:t xml:space="preserve">СанПиН 4282-26 — на 22.08.2026 «Документ не вступил в силу» (consultant.ru).</w:t>
+      </w:r>
+      <w:r>
+        <w:t xml:space="preserve"> </w:t>
+      </w:r>
+      <w:r>
+        <w:t xml:space="preserve">С 01.09.2026 — новая действующая редакция.</w:t>
+      </w:r>
+      <w:r>
+        <w:t xml:space="preserve"> </w:t>
+      </w:r>
+      <w:r>
+        <w:rPr>
+          <w:b/>
+          <w:bCs/>
+        </w:rPr>
+        <w:t xml:space="preserve">С 01.09.2026 в новой редакции v2 формулировки питания корректируются автоматически</w:t>
+      </w:r>
+      <w:r>
+        <w:t xml:space="preserve">. Старая редакция 3590-20 утрачивает силу.</w:t>
+      </w:r>
+    </w:p>
+    <w:p>
+      <w:pPr>
+        <w:pStyle w:val="BodyText"/>
+      </w:pPr>
+      <w:r>
+        <w:t xml:space="preserve">URL: consultant.ru/document/cons_doc_LAW_535846/cb1ac5c726ff0304b89b0ecb588222ea55045fbf/</w:t>
       </w:r>
     </w:p>
     <w:p>
@@ -4725,10 +5690,10 @@
         </w:pict>
       </w:r>
     </w:p>
-    <w:bookmarkEnd w:id="80"/>
     <w:bookmarkEnd w:id="81"/>
     <w:bookmarkEnd w:id="82"/>
-    <w:bookmarkStart w:id="90" w:name="блок-i5-меню-раздача-замер-главы-1922"/>
+    <w:bookmarkEnd w:id="83"/>
+    <w:bookmarkStart w:id="91" w:name="блок-i5-меню-раздача-замер-главы-1922"/>
     <w:p>
       <w:pPr>
         <w:pStyle w:val="Heading1"/>
@@ -4737,7 +5702,7 @@
         <w:t xml:space="preserve">Блок I.5. Меню, раздача, замер (главы 19–22)</w:t>
       </w:r>
     </w:p>
-    <w:bookmarkStart w:id="84" w:name="X59149e418a72b4ef495f731137f33138a166f71"/>
+    <w:bookmarkStart w:id="85" w:name="X59149e418a72b4ef495f731137f33138a166f71"/>
     <w:p>
       <w:pPr>
         <w:pStyle w:val="Heading2"/>
@@ -4758,7 +5723,7 @@
         <w:t xml:space="preserve">(Без изменений по содержанию.)</w:t>
       </w:r>
     </w:p>
-    <w:bookmarkStart w:id="83" w:name="X80c1cedc9e3d632f79e03c4b42a9a9e7e3362ce"/>
+    <w:bookmarkStart w:id="84" w:name="X80c1cedc9e3d632f79e03c4b42a9a9e7e3362ce"/>
     <w:p>
       <w:pPr>
         <w:pStyle w:val="Heading3"/>
@@ -4784,9 +5749,9 @@
         </w:pict>
       </w:r>
     </w:p>
-    <w:bookmarkEnd w:id="83"/>
     <w:bookmarkEnd w:id="84"/>
-    <w:bookmarkStart w:id="86" w:name="X24ee9d25be19d2f0b574371860883f0c154df6e"/>
+    <w:bookmarkEnd w:id="85"/>
+    <w:bookmarkStart w:id="87" w:name="X24ee9d25be19d2f0b574371860883f0c154df6e"/>
     <w:p>
       <w:pPr>
         <w:pStyle w:val="Heading2"/>
@@ -4807,7 +5772,7 @@
         <w:t xml:space="preserve">(Правка E-04: добавлено «В остальных случаях — самостоятельно» в описание помощи маломобильным.)</w:t>
       </w:r>
     </w:p>
-    <w:bookmarkStart w:id="85" w:name="X2100c2779f105b483adf2773000c12b648b7858"/>
+    <w:bookmarkStart w:id="86" w:name="X2100c2779f105b483adf2773000c12b648b7858"/>
     <w:p>
       <w:pPr>
         <w:pStyle w:val="Heading3"/>
@@ -4833,9 +5798,9 @@
         </w:pict>
       </w:r>
     </w:p>
-    <w:bookmarkEnd w:id="85"/>
     <w:bookmarkEnd w:id="86"/>
-    <w:bookmarkStart w:id="87" w:name="X1aa501d960c6ab702a3a8290b319ee619362b0e"/>
+    <w:bookmarkEnd w:id="87"/>
+    <w:bookmarkStart w:id="88" w:name="X1aa501d960c6ab702a3a8290b319ee619362b0e"/>
     <w:p>
       <w:pPr>
         <w:pStyle w:val="Heading2"/>
@@ -4863,8 +5828,8 @@
         </w:pict>
       </w:r>
     </w:p>
-    <w:bookmarkEnd w:id="87"/>
-    <w:bookmarkStart w:id="89" w:name="X43d7385bcc3c12f4736e82b50953c83b99fe957"/>
+    <w:bookmarkEnd w:id="88"/>
+    <w:bookmarkStart w:id="90" w:name="X43d7385bcc3c12f4736e82b50953c83b99fe957"/>
     <w:p>
       <w:pPr>
         <w:pStyle w:val="Heading2"/>
@@ -4907,7 +5872,7 @@
         <w:t xml:space="preserve">.)</w:t>
       </w:r>
     </w:p>
-    <w:bookmarkStart w:id="88" w:name="X87c5323897ee09e0633cb0b39054067477f02cf"/>
+    <w:bookmarkStart w:id="89" w:name="X87c5323897ee09e0633cb0b39054067477f02cf"/>
     <w:p>
       <w:pPr>
         <w:pStyle w:val="Heading3"/>
@@ -4964,10 +5929,10 @@
         </w:pict>
       </w:r>
     </w:p>
-    <w:bookmarkEnd w:id="88"/>
     <w:bookmarkEnd w:id="89"/>
     <w:bookmarkEnd w:id="90"/>
-    <w:bookmarkStart w:id="99" w:name="блок-i6-контекст-главы-2327"/>
+    <w:bookmarkEnd w:id="91"/>
+    <w:bookmarkStart w:id="100" w:name="блок-i6-контекст-главы-2327"/>
     <w:p>
       <w:pPr>
         <w:pStyle w:val="Heading1"/>
@@ -4976,7 +5941,7 @@
         <w:t xml:space="preserve">Блок I.6. Контекст (главы 23–27)</w:t>
       </w:r>
     </w:p>
-    <w:bookmarkStart w:id="91" w:name="X504822cfda60d6be4302226fcc10b327555f708"/>
+    <w:bookmarkStart w:id="92" w:name="X504822cfda60d6be4302226fcc10b327555f708"/>
     <w:p>
       <w:pPr>
         <w:pStyle w:val="Heading2"/>
@@ -5004,8 +5969,8 @@
         </w:pict>
       </w:r>
     </w:p>
-    <w:bookmarkEnd w:id="91"/>
-    <w:bookmarkStart w:id="92" w:name="Xdadc014d85393d8f051b340c619f8d4b412b6d1"/>
+    <w:bookmarkEnd w:id="92"/>
+    <w:bookmarkStart w:id="93" w:name="Xdadc014d85393d8f051b340c619f8d4b412b6d1"/>
     <w:p>
       <w:pPr>
         <w:pStyle w:val="Heading2"/>
@@ -5033,8 +5998,8 @@
         </w:pict>
       </w:r>
     </w:p>
-    <w:bookmarkEnd w:id="92"/>
-    <w:bookmarkStart w:id="94" w:name="X41152cab564d285a04e3ea0c0a2990d4db76e16"/>
+    <w:bookmarkEnd w:id="93"/>
+    <w:bookmarkStart w:id="95" w:name="X41152cab564d285a04e3ea0c0a2990d4db76e16"/>
     <w:p>
       <w:pPr>
         <w:pStyle w:val="Heading2"/>
@@ -5085,7 +6050,7 @@
         <w:t xml:space="preserve">помечен как со-модератор, не кейс.)</w:t>
       </w:r>
     </w:p>
-    <w:bookmarkStart w:id="93" w:name="X1ad3d012cdc375399a91201bd86d28b0a628e42"/>
+    <w:bookmarkStart w:id="94" w:name="X1ad3d012cdc375399a91201bd86d28b0a628e42"/>
     <w:p>
       <w:pPr>
         <w:pStyle w:val="Heading3"/>
@@ -5111,9 +6076,9 @@
         </w:pict>
       </w:r>
     </w:p>
-    <w:bookmarkEnd w:id="93"/>
     <w:bookmarkEnd w:id="94"/>
-    <w:bookmarkStart w:id="96" w:name="Xf459133aeeae4618ec4192e9c8e07544d5b1e16"/>
+    <w:bookmarkEnd w:id="95"/>
+    <w:bookmarkStart w:id="97" w:name="Xf459133aeeae4618ec4192e9c8e07544d5b1e16"/>
     <w:p>
       <w:pPr>
         <w:pStyle w:val="Heading2"/>
@@ -5134,7 +6099,7 @@
         <w:t xml:space="preserve">(Правка F-07: добавлена тройная привязка ночного интервала с явным указанием Livsmedelsverket, CMS F-Tag 803 и операционной цели автора ≤13 ч.)</w:t>
       </w:r>
     </w:p>
-    <w:bookmarkStart w:id="95" w:name="X40d355c5cd4244e5216ef82a6b3434c980b94a0"/>
+    <w:bookmarkStart w:id="96" w:name="X40d355c5cd4244e5216ef82a6b3434c980b94a0"/>
     <w:p>
       <w:pPr>
         <w:pStyle w:val="Heading3"/>
@@ -5160,9 +6125,9 @@
         </w:pict>
       </w:r>
     </w:p>
-    <w:bookmarkEnd w:id="95"/>
     <w:bookmarkEnd w:id="96"/>
-    <w:bookmarkStart w:id="98" w:name="X839f08864d5adf5be76d84558030a68900ab29d"/>
+    <w:bookmarkEnd w:id="97"/>
+    <w:bookmarkStart w:id="99" w:name="X839f08864d5adf5be76d84558030a68900ab29d"/>
     <w:p>
       <w:pPr>
         <w:pStyle w:val="Heading2"/>
@@ -5183,7 +6148,7 @@
         <w:t xml:space="preserve">(Правка F-12: «1/10 смертей» атрибутировано Sjogren 2008, не Müller 2015; добавлено «обзор 4 РКИ, frail elders, не ПНИ для лиц с психическими расстройствами».)</w:t>
       </w:r>
     </w:p>
-    <w:bookmarkStart w:id="97" w:name="Xca60f79267eb6bf873fa89c1298947a5eee2944"/>
+    <w:bookmarkStart w:id="98" w:name="Xca60f79267eb6bf873fa89c1298947a5eee2944"/>
     <w:p>
       <w:pPr>
         <w:pStyle w:val="Heading3"/>
@@ -5209,10 +6174,10 @@
         </w:pict>
       </w:r>
     </w:p>
-    <w:bookmarkEnd w:id="97"/>
     <w:bookmarkEnd w:id="98"/>
     <w:bookmarkEnd w:id="99"/>
-    <w:bookmarkStart w:id="105" w:name="блок-i7-люди-и-деньги-главы-2830"/>
+    <w:bookmarkEnd w:id="100"/>
+    <w:bookmarkStart w:id="106" w:name="блок-i7-люди-и-деньги-главы-2830"/>
     <w:p>
       <w:pPr>
         <w:pStyle w:val="Heading1"/>
@@ -5221,7 +6186,7 @@
         <w:t xml:space="preserve">Блок I.7. Люди и деньги (главы 28–30)</w:t>
       </w:r>
     </w:p>
-    <w:bookmarkStart w:id="100" w:name="Xd2e0beb204f38541546eca1f229328c5d153212"/>
+    <w:bookmarkStart w:id="101" w:name="Xd2e0beb204f38541546eca1f229328c5d153212"/>
     <w:p>
       <w:pPr>
         <w:pStyle w:val="Heading2"/>
@@ -5249,8 +6214,8 @@
         </w:pict>
       </w:r>
     </w:p>
-    <w:bookmarkEnd w:id="100"/>
-    <w:bookmarkStart w:id="102" w:name="X5df3ec4595a966481fc2574e6ae47446b8d6efb"/>
+    <w:bookmarkEnd w:id="101"/>
+    <w:bookmarkStart w:id="103" w:name="X5df3ec4595a966481fc2574e6ae47446b8d6efb"/>
     <w:p>
       <w:pPr>
         <w:pStyle w:val="Heading2"/>
@@ -5271,7 +6236,7 @@
         <w:t xml:space="preserve">(Правка: усилена оговорка «национальной доли отходов нет».)</w:t>
       </w:r>
     </w:p>
-    <w:bookmarkStart w:id="101" w:name="X59fea08ef6904e832e86df5e93293487c0c61e3"/>
+    <w:bookmarkStart w:id="102" w:name="X59fea08ef6904e832e86df5e93293487c0c61e3"/>
     <w:p>
       <w:pPr>
         <w:pStyle w:val="Heading3"/>
@@ -5297,9 +6262,9 @@
         </w:pict>
       </w:r>
     </w:p>
-    <w:bookmarkEnd w:id="101"/>
     <w:bookmarkEnd w:id="102"/>
-    <w:bookmarkStart w:id="104" w:name="X541c9a23edd0becc509a09a4e242596af40abbb"/>
+    <w:bookmarkEnd w:id="103"/>
+    <w:bookmarkStart w:id="105" w:name="X541c9a23edd0becc509a09a4e242596af40abbb"/>
     <w:p>
       <w:pPr>
         <w:pStyle w:val="Heading2"/>
@@ -5320,7 +6285,7 @@
         <w:t xml:space="preserve">(Правка F-19: «Серафимовский — 223-ФЗ; Тесовый берег — 44-ФЗ» — в таблице 30.1; в 30.3 — добавлена ссылка на письмо Комитета по соцполитике СПб от 19.08.2026.)</w:t>
       </w:r>
     </w:p>
-    <w:bookmarkStart w:id="103" w:name="X7199900cfbe1e13f610ef3f5f57a477614ea44e"/>
+    <w:bookmarkStart w:id="104" w:name="X7199900cfbe1e13f610ef3f5f57a477614ea44e"/>
     <w:p>
       <w:pPr>
         <w:pStyle w:val="Heading3"/>
@@ -5346,10 +6311,10 @@
         </w:pict>
       </w:r>
     </w:p>
-    <w:bookmarkEnd w:id="103"/>
     <w:bookmarkEnd w:id="104"/>
     <w:bookmarkEnd w:id="105"/>
-    <w:bookmarkStart w:id="130" w:name="Xffc365ecebdcee089dd25c7fe3d43570b66fca4"/>
+    <w:bookmarkEnd w:id="106"/>
+    <w:bookmarkStart w:id="131" w:name="Xffc365ecebdcee089dd25c7fe3d43570b66fca4"/>
     <w:p>
       <w:pPr>
         <w:pStyle w:val="Heading1"/>
@@ -5358,7 +6323,7 @@
         <w:t xml:space="preserve">Блок I.8. Документы, риски, стратегия (главы 31–44)</w:t>
       </w:r>
     </w:p>
-    <w:bookmarkStart w:id="107" w:name="Xa98d32d10b33c92368693cd126c84fa763a5795"/>
+    <w:bookmarkStart w:id="108" w:name="Xa98d32d10b33c92368693cd126c84fa763a5795"/>
     <w:p>
       <w:pPr>
         <w:pStyle w:val="Heading2"/>
@@ -5379,7 +6344,7 @@
         <w:t xml:space="preserve">(Без изменений по содержанию; в 31.1 — добавлено: «Минимальный комплект — 12 документов, из них 8 обязательных.»)</w:t>
       </w:r>
     </w:p>
-    <w:bookmarkStart w:id="106" w:name="X610eb01f21fc57f8a82f13692b39b9e0256903e"/>
+    <w:bookmarkStart w:id="107" w:name="X610eb01f21fc57f8a82f13692b39b9e0256903e"/>
     <w:p>
       <w:pPr>
         <w:pStyle w:val="Heading3"/>
@@ -5405,9 +6370,9 @@
         </w:pict>
       </w:r>
     </w:p>
-    <w:bookmarkEnd w:id="106"/>
     <w:bookmarkEnd w:id="107"/>
-    <w:bookmarkStart w:id="109" w:name="Xf0211b7ddbe38dfc282c2f5080a5853595c91f4"/>
+    <w:bookmarkEnd w:id="108"/>
+    <w:bookmarkStart w:id="110" w:name="Xf0211b7ddbe38dfc282c2f5080a5853595c91f4"/>
     <w:p>
       <w:pPr>
         <w:pStyle w:val="Heading2"/>
@@ -5428,7 +6393,7 @@
         <w:t xml:space="preserve">(Без изменений по содержанию; в 32.2 — усилена формулировка «комплект документов, не формула „запрета нет"».)</w:t>
       </w:r>
     </w:p>
-    <w:bookmarkStart w:id="108" w:name="X86c3c48b0c4dd7a345066b3b2951b480d77cf46"/>
+    <w:bookmarkStart w:id="109" w:name="X86c3c48b0c4dd7a345066b3b2951b480d77cf46"/>
     <w:p>
       <w:pPr>
         <w:pStyle w:val="Heading3"/>
@@ -5454,9 +6419,9 @@
         </w:pict>
       </w:r>
     </w:p>
-    <w:bookmarkEnd w:id="108"/>
     <w:bookmarkEnd w:id="109"/>
-    <w:bookmarkStart w:id="111" w:name="X0bc8fc329f06ad9d37e92b0fba0c991f6701e55"/>
+    <w:bookmarkEnd w:id="110"/>
+    <w:bookmarkStart w:id="112" w:name="X0bc8fc329f06ad9d37e92b0fba0c991f6701e55"/>
     <w:p>
       <w:pPr>
         <w:pStyle w:val="Heading2"/>
@@ -5477,7 +6442,7 @@
         <w:t xml:space="preserve">(Правка F-17: добавлен пункт про 99 % опеки как системный риск-фактор, который нужно признать.)</w:t>
       </w:r>
     </w:p>
-    <w:bookmarkStart w:id="110" w:name="X33c006421d9d43651388ed6f21bb36943a3dc4b"/>
+    <w:bookmarkStart w:id="111" w:name="X33c006421d9d43651388ed6f21bb36943a3dc4b"/>
     <w:p>
       <w:pPr>
         <w:pStyle w:val="Heading3"/>
@@ -5503,9 +6468,9 @@
         </w:pict>
       </w:r>
     </w:p>
-    <w:bookmarkEnd w:id="110"/>
     <w:bookmarkEnd w:id="111"/>
-    <w:bookmarkStart w:id="112" w:name="X749007d67e2179252d088086a77dc2d64d7140c"/>
+    <w:bookmarkEnd w:id="112"/>
+    <w:bookmarkStart w:id="113" w:name="X749007d67e2179252d088086a77dc2d64d7140c"/>
     <w:p>
       <w:pPr>
         <w:pStyle w:val="Heading2"/>
@@ -5533,8 +6498,8 @@
         </w:pict>
       </w:r>
     </w:p>
-    <w:bookmarkEnd w:id="112"/>
-    <w:bookmarkStart w:id="114" w:name="Xa23e9320b510c95a7e560605ea9670f787d7445"/>
+    <w:bookmarkEnd w:id="113"/>
+    <w:bookmarkStart w:id="115" w:name="Xa23e9320b510c95a7e560605ea9670f787d7445"/>
     <w:p>
       <w:pPr>
         <w:pStyle w:val="Heading2"/>
@@ -5577,7 +6542,7 @@
         <w:t xml:space="preserve">. В разделе 35 — ссылки на паспорт, словарь показателей, форму базового замера.)</w:t>
       </w:r>
     </w:p>
-    <w:bookmarkStart w:id="113" w:name="X7496d5e8814fcc35a9f384ba3a8ea4d1c97c971"/>
+    <w:bookmarkStart w:id="114" w:name="X7496d5e8814fcc35a9f384ba3a8ea4d1c97c971"/>
     <w:p>
       <w:pPr>
         <w:pStyle w:val="Heading3"/>
@@ -5603,9 +6568,9 @@
         </w:pict>
       </w:r>
     </w:p>
-    <w:bookmarkEnd w:id="113"/>
     <w:bookmarkEnd w:id="114"/>
-    <w:bookmarkStart w:id="115" w:name="X6d359f831ee1277a5fd04f5373b7e7a758cf23d"/>
+    <w:bookmarkEnd w:id="115"/>
+    <w:bookmarkStart w:id="116" w:name="X6d359f831ee1277a5fd04f5373b7e7a758cf23d"/>
     <w:p>
       <w:pPr>
         <w:pStyle w:val="Heading2"/>
@@ -5633,8 +6598,8 @@
         </w:pict>
       </w:r>
     </w:p>
-    <w:bookmarkEnd w:id="115"/>
-    <w:bookmarkStart w:id="117" w:name="Xc54876183f8f1314b19f3465c5d0ed138324b33"/>
+    <w:bookmarkEnd w:id="116"/>
+    <w:bookmarkStart w:id="118" w:name="Xc54876183f8f1314b19f3465c5d0ed138324b33"/>
     <w:p>
       <w:pPr>
         <w:pStyle w:val="Heading2"/>
@@ -5655,7 +6620,7 @@
         <w:t xml:space="preserve">(Правка: добавлены 3 возражения — про «99 % опеки», про «смену СанПиН с 01.09.2026», про «ложный приказ № 124». Итого 17 возражений.)</w:t>
       </w:r>
     </w:p>
-    <w:bookmarkStart w:id="116" w:name="X3dfab176188b20366e99dbde61e156dba79f6a1"/>
+    <w:bookmarkStart w:id="117" w:name="X3dfab176188b20366e99dbde61e156dba79f6a1"/>
     <w:p>
       <w:pPr>
         <w:pStyle w:val="Heading3"/>
@@ -5681,9 +6646,9 @@
         </w:pict>
       </w:r>
     </w:p>
-    <w:bookmarkEnd w:id="116"/>
     <w:bookmarkEnd w:id="117"/>
-    <w:bookmarkStart w:id="118" w:name="X28d7004f99a2d0486ce854411b7d49d2e56f1e0"/>
+    <w:bookmarkEnd w:id="118"/>
+    <w:bookmarkStart w:id="119" w:name="X28d7004f99a2d0486ce854411b7d49d2e56f1e0"/>
     <w:p>
       <w:pPr>
         <w:pStyle w:val="Heading2"/>
@@ -5711,8 +6676,8 @@
         </w:pict>
       </w:r>
     </w:p>
-    <w:bookmarkEnd w:id="118"/>
-    <w:bookmarkStart w:id="119" w:name="X1dea50cfe412639f356c25743e6438d058a24a0"/>
+    <w:bookmarkEnd w:id="119"/>
+    <w:bookmarkStart w:id="120" w:name="X1dea50cfe412639f356c25743e6438d058a24a0"/>
     <w:p>
       <w:pPr>
         <w:pStyle w:val="Heading2"/>
@@ -5740,8 +6705,8 @@
         </w:pict>
       </w:r>
     </w:p>
-    <w:bookmarkEnd w:id="119"/>
-    <w:bookmarkStart w:id="120" w:name="Xdcd3efb1c60115da002aa270947aa8ad30726f5"/>
+    <w:bookmarkEnd w:id="120"/>
+    <w:bookmarkStart w:id="121" w:name="Xdcd3efb1c60115da002aa270947aa8ad30726f5"/>
     <w:p>
       <w:pPr>
         <w:pStyle w:val="Heading2"/>
@@ -5769,8 +6734,8 @@
         </w:pict>
       </w:r>
     </w:p>
-    <w:bookmarkEnd w:id="120"/>
-    <w:bookmarkStart w:id="126" w:name="X2e7130b0a006a6f7ee868c38e3211177134584d"/>
+    <w:bookmarkEnd w:id="121"/>
+    <w:bookmarkStart w:id="127" w:name="X2e7130b0a006a6f7ee868c38e3211177134584d"/>
     <w:p>
       <w:pPr>
         <w:pStyle w:val="Heading2"/>
@@ -5813,7 +6778,7 @@
         <w:t xml:space="preserve">. Добавлена таблица «Что верифицировано 22.08.2026» с 22 строками.)</w:t>
       </w:r>
     </w:p>
-    <w:bookmarkStart w:id="121" w:name="X7e692725260ad07c994feafd1e6e8fba1e21a2a"/>
+    <w:bookmarkStart w:id="122" w:name="X7e692725260ad07c994feafd1e6e8fba1e21a2a"/>
     <w:p>
       <w:pPr>
         <w:pStyle w:val="Heading3"/>
@@ -5834,8 +6799,8 @@
         <w:t xml:space="preserve">Документ проверен по первоисточникам 22.08.2026. Все цифры и нормативные ссылки имеют источник. Клинические утверждения основаны на систематических обзорах и рандомизированных исследованиях с указанием уровня доказательности. Правовые ссылки проверены по действующим редакциям (442-ФЗ ред. от 26.12.2024, 3185-1 ред. от 22.07.2024, СанПиН 3590-20 / 4282-26, 44-ФЗ, 223-ФЗ).</w:t>
       </w:r>
     </w:p>
-    <w:bookmarkEnd w:id="121"/>
-    <w:bookmarkStart w:id="122" w:name="X6e9bce8072f83e356177729d9ec4a974621ed3d"/>
+    <w:bookmarkEnd w:id="122"/>
+    <w:bookmarkStart w:id="123" w:name="X6e9bce8072f83e356177729d9ec4a974621ed3d"/>
     <w:p>
       <w:pPr>
         <w:pStyle w:val="Heading3"/>
@@ -7171,9 +8136,307 @@
           </w:p>
         </w:tc>
       </w:tr>
+      <w:tr>
+        <w:tc>
+          <w:tcPr/>
+          <w:p>
+            <w:pPr>
+              <w:pStyle w:val="Compact"/>
+            </w:pPr>
+            <w:r>
+              <w:t xml:space="preserve">23</w:t>
+            </w:r>
+          </w:p>
+        </w:tc>
+        <w:tc>
+          <w:tcPr/>
+          <w:p>
+            <w:pPr>
+              <w:pStyle w:val="Compact"/>
+            </w:pPr>
+            <w:r>
+              <w:t xml:space="preserve">Nijs 2006 family-style dining</w:t>
+            </w:r>
+          </w:p>
+        </w:tc>
+        <w:tc>
+          <w:tcPr/>
+          <w:p>
+            <w:pPr>
+              <w:pStyle w:val="Compact"/>
+            </w:pPr>
+            <w:r>
+              <w:t xml:space="preserve">BMJ 332(7551):1180-4; J Gerontol 61(9):935-42</w:t>
+            </w:r>
+          </w:p>
+        </w:tc>
+        <w:tc>
+          <w:tcPr/>
+          <w:p>
+            <w:pPr>
+              <w:pStyle w:val="Compact"/>
+            </w:pPr>
+            <w:r>
+              <w:t xml:space="preserve">VERIFIED WITH LIMITATIONS</w:t>
+            </w:r>
+          </w:p>
+        </w:tc>
+        <w:tc>
+          <w:tcPr/>
+          <w:p>
+            <w:pPr>
+              <w:pStyle w:val="Compact"/>
+            </w:pPr>
+            <w:r>
+              <w:t xml:space="preserve">178 жителей голландских домов ухода</w:t>
+            </w:r>
+            <w:r>
+              <w:t xml:space="preserve"> </w:t>
+            </w:r>
+            <w:r>
+              <w:rPr>
+                <w:b/>
+                <w:bCs/>
+              </w:rPr>
+              <w:t xml:space="preserve">без деменции</w:t>
+            </w:r>
+            <w:r>
+              <w:t xml:space="preserve">, 6 мес, +991 кДж/день; перенос на ПНИ ограничен</w:t>
+            </w:r>
+          </w:p>
+        </w:tc>
+      </w:tr>
+      <w:tr>
+        <w:tc>
+          <w:tcPr/>
+          <w:p>
+            <w:pPr>
+              <w:pStyle w:val="Compact"/>
+            </w:pPr>
+            <w:r>
+              <w:t xml:space="preserve">24</w:t>
+            </w:r>
+          </w:p>
+        </w:tc>
+        <w:tc>
+          <w:tcPr/>
+          <w:p>
+            <w:pPr>
+              <w:pStyle w:val="Compact"/>
+            </w:pPr>
+            <w:r>
+              <w:t xml:space="preserve">Шведский Livsmedelsverket 11 ч</w:t>
+            </w:r>
+          </w:p>
+        </w:tc>
+        <w:tc>
+          <w:tcPr/>
+          <w:p>
+            <w:pPr>
+              <w:pStyle w:val="Compact"/>
+            </w:pPr>
+            <w:r>
+              <w:t xml:space="preserve">Nationella riktlinjer för måltider i äldreomsorgen, 2019, обновление 2026 (l-2026-nr-07)</w:t>
+            </w:r>
+          </w:p>
+        </w:tc>
+        <w:tc>
+          <w:tcPr/>
+          <w:p>
+            <w:pPr>
+              <w:pStyle w:val="Compact"/>
+            </w:pPr>
+            <w:r>
+              <w:t xml:space="preserve">VERIFIED</w:t>
+            </w:r>
+          </w:p>
+        </w:tc>
+        <w:tc>
+          <w:tcPr/>
+          <w:p>
+            <w:pPr>
+              <w:pStyle w:val="Compact"/>
+            </w:pPr>
+            <w:r>
+              <w:t xml:space="preserve">Государственная рекомендация; &gt;11 ч — +67 % риска мальнутриции</w:t>
+            </w:r>
+          </w:p>
+        </w:tc>
+      </w:tr>
+      <w:tr>
+        <w:tc>
+          <w:tcPr/>
+          <w:p>
+            <w:pPr>
+              <w:pStyle w:val="Compact"/>
+            </w:pPr>
+            <w:r>
+              <w:t xml:space="preserve">25</w:t>
+            </w:r>
+          </w:p>
+        </w:tc>
+        <w:tc>
+          <w:tcPr/>
+          <w:p>
+            <w:pPr>
+              <w:pStyle w:val="Compact"/>
+            </w:pPr>
+            <w:r>
+              <w:t xml:space="preserve">42 CFR §483.60 — 14 ч, alternative meals</w:t>
+            </w:r>
+          </w:p>
+        </w:tc>
+        <w:tc>
+          <w:tcPr/>
+          <w:p>
+            <w:pPr>
+              <w:pStyle w:val="Compact"/>
+            </w:pPr>
+            <w:r>
+              <w:t xml:space="preserve">ecfr.gov/current/title-42/chapter-IV/subchapter-G/part-483/subpart-B/section-483.60</w:t>
+            </w:r>
+          </w:p>
+        </w:tc>
+        <w:tc>
+          <w:tcPr/>
+          <w:p>
+            <w:pPr>
+              <w:pStyle w:val="Compact"/>
+            </w:pPr>
+            <w:r>
+              <w:t xml:space="preserve">VERIFIED</w:t>
+            </w:r>
+          </w:p>
+        </w:tc>
+        <w:tc>
+          <w:tcPr/>
+          <w:p>
+            <w:pPr>
+              <w:pStyle w:val="Compact"/>
+            </w:pPr>
+            <w:r>
+              <w:t xml:space="preserve">(f)(2) 14 ч максимальный; (f)(3) — прямое основание для вариативности в США</w:t>
+            </w:r>
+          </w:p>
+        </w:tc>
+      </w:tr>
+      <w:tr>
+        <w:tc>
+          <w:tcPr/>
+          <w:p>
+            <w:pPr>
+              <w:pStyle w:val="Compact"/>
+            </w:pPr>
+            <w:r>
+              <w:t xml:space="preserve">26</w:t>
+            </w:r>
+          </w:p>
+        </w:tc>
+        <w:tc>
+          <w:tcPr/>
+          <w:p>
+            <w:pPr>
+              <w:pStyle w:val="Compact"/>
+            </w:pPr>
+            <w:r>
+              <w:t xml:space="preserve">Pillinger 2020 — 7 метаболических параметров</w:t>
+            </w:r>
+          </w:p>
+        </w:tc>
+        <w:tc>
+          <w:tcPr/>
+          <w:p>
+            <w:pPr>
+              <w:pStyle w:val="Compact"/>
+            </w:pPr>
+            <w:r>
+              <w:t xml:space="preserve">Lancet Psychiatry 7(1):64-77; PMID 31860457</w:t>
+            </w:r>
+          </w:p>
+        </w:tc>
+        <w:tc>
+          <w:tcPr/>
+          <w:p>
+            <w:pPr>
+              <w:pStyle w:val="Compact"/>
+            </w:pPr>
+            <w:r>
+              <w:t xml:space="preserve">VERIFIED</w:t>
+            </w:r>
+          </w:p>
+        </w:tc>
+        <w:tc>
+          <w:tcPr/>
+          <w:p>
+            <w:pPr>
+              <w:pStyle w:val="Compact"/>
+            </w:pPr>
+            <w:r>
+              <w:t xml:space="preserve">Клозапин худший по 4/7 параметров; полная таблица в 13.2.1</w:t>
+            </w:r>
+          </w:p>
+        </w:tc>
+      </w:tr>
+      <w:tr>
+        <w:tc>
+          <w:tcPr/>
+          <w:p>
+            <w:pPr>
+              <w:pStyle w:val="Compact"/>
+            </w:pPr>
+            <w:r>
+              <w:t xml:space="preserve">27</w:t>
+            </w:r>
+          </w:p>
+        </w:tc>
+        <w:tc>
+          <w:tcPr/>
+          <w:p>
+            <w:pPr>
+              <w:pStyle w:val="Compact"/>
+            </w:pPr>
+            <w:r>
+              <w:t xml:space="preserve">IDDSI — отсутствие русского перевода</w:t>
+            </w:r>
+          </w:p>
+        </w:tc>
+        <w:tc>
+          <w:tcPr/>
+          <w:p>
+            <w:pPr>
+              <w:pStyle w:val="Compact"/>
+            </w:pPr>
+            <w:r>
+              <w:t xml:space="preserve">iddsi.org (на 22.08.2026)</w:t>
+            </w:r>
+          </w:p>
+        </w:tc>
+        <w:tc>
+          <w:tcPr/>
+          <w:p>
+            <w:pPr>
+              <w:pStyle w:val="Compact"/>
+            </w:pPr>
+            <w:r>
+              <w:t xml:space="preserve">VERIFIED</w:t>
+            </w:r>
+          </w:p>
+        </w:tc>
+        <w:tc>
+          <w:tcPr/>
+          <w:p>
+            <w:pPr>
+              <w:pStyle w:val="Compact"/>
+            </w:pPr>
+            <w:r>
+              <w:t xml:space="preserve">Этический пробел: в РФ нет аутентичного перевода стандарта</w:t>
+            </w:r>
+          </w:p>
+        </w:tc>
+      </w:tr>
     </w:tbl>
-    <w:bookmarkEnd w:id="122"/>
-    <w:bookmarkStart w:id="123" w:name="Xad26f94014a93f7876d4b1cda75efb8c8c5caa0"/>
+    <w:bookmarkEnd w:id="123"/>
+    <w:bookmarkStart w:id="124" w:name="Xad26f94014a93f7876d4b1cda75efb8c8c5caa0"/>
     <w:p>
       <w:pPr>
         <w:pStyle w:val="Heading3"/>
@@ -7270,8 +8533,8 @@
         <w:t xml:space="preserve">— пять российских практик опубликованы, но без панелей исходов.</w:t>
       </w:r>
     </w:p>
-    <w:bookmarkEnd w:id="123"/>
-    <w:bookmarkStart w:id="124" w:name="X845664dba7b71e3422bc83394e0e66418068061"/>
+    <w:bookmarkEnd w:id="124"/>
+    <w:bookmarkStart w:id="125" w:name="X845664dba7b71e3422bc83394e0e66418068061"/>
     <w:p>
       <w:pPr>
         <w:pStyle w:val="Heading3"/>
@@ -7400,8 +8663,8 @@
         <w:t xml:space="preserve">— там, где нет доказательств (например, «операционная цель ≤13 часов»).</w:t>
       </w:r>
     </w:p>
-    <w:bookmarkEnd w:id="124"/>
-    <w:bookmarkStart w:id="125" w:name="X4c0de155ae6f2273a1cfbab965a1b9c79b6dbbe"/>
+    <w:bookmarkEnd w:id="125"/>
+    <w:bookmarkStart w:id="126" w:name="X4c0de155ae6f2273a1cfbab965a1b9c79b6dbbe"/>
     <w:p>
       <w:pPr>
         <w:pStyle w:val="Heading3"/>
@@ -7425,9 +8688,9 @@
         </w:pict>
       </w:r>
     </w:p>
-    <w:bookmarkEnd w:id="125"/>
     <w:bookmarkEnd w:id="126"/>
-    <w:bookmarkStart w:id="127" w:name="Xf1d1fb856487d6ff9d0a922043aa9ed7b4efeb9"/>
+    <w:bookmarkEnd w:id="127"/>
+    <w:bookmarkStart w:id="128" w:name="Xf1d1fb856487d6ff9d0a922043aa9ed7b4efeb9"/>
     <w:p>
       <w:pPr>
         <w:pStyle w:val="Heading2"/>
@@ -7455,8 +8718,8 @@
         </w:pict>
       </w:r>
     </w:p>
-    <w:bookmarkEnd w:id="127"/>
-    <w:bookmarkStart w:id="128" w:name="Xc477757c6a9527b568a7b90661f09065d466112"/>
+    <w:bookmarkEnd w:id="128"/>
+    <w:bookmarkStart w:id="129" w:name="Xc477757c6a9527b568a7b90661f09065d466112"/>
     <w:p>
       <w:pPr>
         <w:pStyle w:val="Heading2"/>
@@ -7484,8 +8747,8 @@
         </w:pict>
       </w:r>
     </w:p>
-    <w:bookmarkEnd w:id="128"/>
-    <w:bookmarkStart w:id="129" w:name="Xabf6357b08961e8131f7e48c4e8b9cecaefdd1e"/>
+    <w:bookmarkEnd w:id="129"/>
+    <w:bookmarkStart w:id="130" w:name="Xabf6357b08961e8131f7e48c4e8b9cecaefdd1e"/>
     <w:p>
       <w:pPr>
         <w:pStyle w:val="Heading2"/>
@@ -7542,9 +8805,9 @@
         </w:pict>
       </w:r>
     </w:p>
-    <w:bookmarkEnd w:id="129"/>
     <w:bookmarkEnd w:id="130"/>
-    <w:bookmarkStart w:id="132" w:name="приложения"/>
+    <w:bookmarkEnd w:id="131"/>
+    <w:bookmarkStart w:id="133" w:name="приложения"/>
     <w:p>
       <w:pPr>
         <w:pStyle w:val="Heading1"/>
@@ -7616,7 +8879,7 @@
         <w:t xml:space="preserve">.)</w:t>
       </w:r>
     </w:p>
-    <w:bookmarkStart w:id="131" w:name="дополнительные-инструменты-v2"/>
+    <w:bookmarkStart w:id="132" w:name="дополнительные-инструменты-v2"/>
     <w:p>
       <w:pPr>
         <w:pStyle w:val="Heading2"/>
@@ -7852,9 +9115,9 @@
         </w:pict>
       </w:r>
     </w:p>
-    <w:bookmarkEnd w:id="131"/>
     <w:bookmarkEnd w:id="132"/>
-    <w:bookmarkStart w:id="133" w:name="приложение-сводка-правок-v15--v2"/>
+    <w:bookmarkEnd w:id="133"/>
+    <w:bookmarkStart w:id="134" w:name="приложение-сводка-правок-v15--v2"/>
     <w:p>
       <w:pPr>
         <w:pStyle w:val="Heading1"/>
@@ -9231,7 +10494,7 @@
         <w:t xml:space="preserve">(FACT, SOURCE, LAW, ETHICS, STRUCTURE, ADDITION, TERMINOLOGY).</w:t>
       </w:r>
     </w:p>
-    <w:bookmarkEnd w:id="133"/>
+    <w:bookmarkEnd w:id="134"/>
     <w:sectPr>
       <w:footnotePr>
         <w:numRestart w:val="eachSect"/>
